--- a/0031202-03.2025.8.16.0000 RevCrim - busca pessoal - serendipidade.docx
+++ b/0031202-03.2025.8.16.0000 RevCrim - busca pessoal - serendipidade.docx
@@ -177,11 +177,19 @@
           <w:b/>
         </w:rPr>
       </w:pPr>
-      <w:r>
-        <w:rPr>
-          <w:b/>
-        </w:rPr>
-        <w:t>II.III. Incidência da causa de diminuição do tráfico privilegiado</w:t>
+      <w:proofErr w:type="spellStart"/>
+      <w:r>
+        <w:rPr>
+          <w:b/>
+        </w:rPr>
+        <w:t>II.III</w:t>
+      </w:r>
+      <w:proofErr w:type="spellEnd"/>
+      <w:r>
+        <w:rPr>
+          <w:b/>
+        </w:rPr>
+        <w:t>. Incidência da causa de diminuição do tráfico privilegiado</w:t>
       </w:r>
       <w:r>
         <w:rPr>
@@ -232,18 +240,27 @@
           <w:szCs w:val="24"/>
         </w:rPr>
       </w:pPr>
+      <w:proofErr w:type="spellStart"/>
       <w:r>
         <w:rPr>
           <w:b/>
           <w:szCs w:val="24"/>
         </w:rPr>
-        <w:t xml:space="preserve">III.I. </w:t>
-      </w:r>
+        <w:t>III.I</w:t>
+      </w:r>
+      <w:proofErr w:type="spellEnd"/>
       <w:r>
         <w:rPr>
           <w:b/>
           <w:szCs w:val="24"/>
         </w:rPr>
+        <w:t xml:space="preserve">. </w:t>
+      </w:r>
+      <w:r>
+        <w:rPr>
+          <w:b/>
+          <w:szCs w:val="24"/>
+        </w:rPr>
         <w:t xml:space="preserve">Nos termos do artigo 244 do Código de Processo Penal, admite-se a busca pessoal em </w:t>
       </w:r>
       <w:r>
@@ -262,18 +279,27 @@
           <w:bCs/>
         </w:rPr>
       </w:pPr>
+      <w:proofErr w:type="spellStart"/>
       <w:r>
         <w:rPr>
           <w:b/>
           <w:bCs/>
         </w:rPr>
-        <w:t xml:space="preserve">III.II. </w:t>
-      </w:r>
+        <w:t>III.II</w:t>
+      </w:r>
+      <w:proofErr w:type="spellEnd"/>
       <w:r>
         <w:rPr>
           <w:b/>
           <w:bCs/>
         </w:rPr>
+        <w:t xml:space="preserve">. </w:t>
+      </w:r>
+      <w:r>
+        <w:rPr>
+          <w:b/>
+          <w:bCs/>
+        </w:rPr>
         <w:t xml:space="preserve">Pelo princípio da serendipidade, </w:t>
       </w:r>
       <w:r>
@@ -327,19 +353,21 @@
           <w:szCs w:val="24"/>
         </w:rPr>
       </w:pPr>
+      <w:proofErr w:type="spellStart"/>
       <w:r>
         <w:rPr>
           <w:b/>
           <w:szCs w:val="24"/>
         </w:rPr>
-        <w:t xml:space="preserve">III.III. </w:t>
-      </w:r>
+        <w:t>III.III</w:t>
+      </w:r>
+      <w:proofErr w:type="spellEnd"/>
       <w:r>
         <w:rPr>
           <w:b/>
           <w:szCs w:val="24"/>
         </w:rPr>
-        <w:t>A pretensão de revisão do conjunto fático-probatório, travestida de contrariedade da condenação em relação à lei penal, não enseja desconstituição do julgado por revisão criminal.</w:t>
+        <w:t>. A pretensão de revisão do conjunto fático-probatório, travestida de contrariedade da condenação em relação à lei penal, não enseja desconstituição do julgado por revisão criminal.</w:t>
       </w:r>
     </w:p>
     <w:p>
@@ -381,7 +409,6 @@
         <w:rPr>
           <w:b/>
         </w:rPr>
-        <w:lastRenderedPageBreak/>
         <w:t>V. LEGISLAÇÃO E JURISPRUDÊNCIA UTILIZADAS</w:t>
       </w:r>
     </w:p>
@@ -416,7 +443,21 @@
         <w:rPr>
           <w:b/>
         </w:rPr>
-        <w:t>CF: art. 5º, XXXV.</w:t>
+        <w:t xml:space="preserve">CF: art. 5º, </w:t>
+      </w:r>
+      <w:proofErr w:type="spellStart"/>
+      <w:r>
+        <w:rPr>
+          <w:b/>
+        </w:rPr>
+        <w:t>XXXV</w:t>
+      </w:r>
+      <w:proofErr w:type="spellEnd"/>
+      <w:r>
+        <w:rPr>
+          <w:b/>
+        </w:rPr>
+        <w:t>.</w:t>
       </w:r>
     </w:p>
     <w:p>
@@ -528,11 +569,19 @@
           <w:b/>
         </w:rPr>
       </w:pPr>
-      <w:r>
-        <w:rPr>
-          <w:b/>
-        </w:rPr>
-        <w:t>V.II. Jurisprudência</w:t>
+      <w:proofErr w:type="spellStart"/>
+      <w:r>
+        <w:rPr>
+          <w:b/>
+        </w:rPr>
+        <w:t>V.II</w:t>
+      </w:r>
+      <w:proofErr w:type="spellEnd"/>
+      <w:r>
+        <w:rPr>
+          <w:b/>
+        </w:rPr>
+        <w:t>. Jurisprudência</w:t>
       </w:r>
     </w:p>
     <w:p>
@@ -596,7 +645,25 @@
           <w:bCs/>
           <w:szCs w:val="28"/>
         </w:rPr>
-        <w:t>STJ. Terceira Seção. Relator: Ministro Ribeiro Dantas. AgRg na RvCr n. 5.735/DF. Data de Julgamento: 11-05-2022. Data de Publicação: 16-05-2022</w:t>
+        <w:t xml:space="preserve">STJ. Terceira Seção. Relator: Ministro Ribeiro Dantas. AgRg na </w:t>
+      </w:r>
+      <w:proofErr w:type="spellStart"/>
+      <w:r>
+        <w:rPr>
+          <w:b/>
+          <w:bCs/>
+          <w:szCs w:val="28"/>
+        </w:rPr>
+        <w:t>RvCr</w:t>
+      </w:r>
+      <w:proofErr w:type="spellEnd"/>
+      <w:r>
+        <w:rPr>
+          <w:b/>
+          <w:bCs/>
+          <w:szCs w:val="28"/>
+        </w:rPr>
+        <w:t xml:space="preserve"> n. 5.735/DF. Data de Julgamento: 11-05-2022. Data de Publicação: 16-05-2022</w:t>
       </w:r>
       <w:r>
         <w:rPr>
@@ -623,14 +690,32 @@
           <w:bCs/>
           <w:szCs w:val="28"/>
         </w:rPr>
-        <w:t>STF. Tribunal Pleno. Relator: Ministro Edson Fachin. RvC 5475 AM. 0081195-88.2018.1.00.0000. Data de Julgamento: 06-11-2019. Data de Publicação: 15-04-2020</w:t>
-      </w:r>
+        <w:t xml:space="preserve">STF. Tribunal Pleno. Relator: Ministro Edson Fachin. </w:t>
+      </w:r>
+      <w:proofErr w:type="spellStart"/>
       <w:r>
         <w:rPr>
           <w:b/>
           <w:bCs/>
           <w:szCs w:val="28"/>
         </w:rPr>
+        <w:t>RvC</w:t>
+      </w:r>
+      <w:proofErr w:type="spellEnd"/>
+      <w:r>
+        <w:rPr>
+          <w:b/>
+          <w:bCs/>
+          <w:szCs w:val="28"/>
+        </w:rPr>
+        <w:t xml:space="preserve"> 5475 AM. 0081195-88.2018.1.00.0000. Data de Julgamento: 06-11-2019. Data de Publicação: 15-04-2020</w:t>
+      </w:r>
+      <w:r>
+        <w:rPr>
+          <w:b/>
+          <w:bCs/>
+          <w:szCs w:val="28"/>
+        </w:rPr>
         <w:t>.</w:t>
       </w:r>
     </w:p>
@@ -663,697 +748,729 @@
     <w:p>
       <w:pPr>
         <w:pStyle w:val="PargrafodaLista"/>
-        <w:spacing/>
-        <w:ind w:left="0"/>
-      </w:pPr>
-      <w:r>
-        <w:rPr/>
+        <w:ind w:left="0"/>
+      </w:pPr>
+      <w:r>
         <w:t>Cuida-se de revisão criminal ajuizada por</w:t>
       </w:r>
       <w:r>
-        <w:rPr/>
         <w:t xml:space="preserve"> Bruno Guimarães </w:t>
       </w:r>
-      <w:r>
-        <w:rPr/>
+      <w:proofErr w:type="spellStart"/>
+      <w:r>
         <w:t>Canticas</w:t>
       </w:r>
-      <w:r>
-        <w:rPr/>
+      <w:proofErr w:type="spellEnd"/>
+      <w:r>
         <w:t xml:space="preserve"> de Assis em face do Ministério Público do Estado do Paraná, </w:t>
       </w:r>
       <w:r>
-        <w:rPr/>
-        <w:t>sando desconstituir o acórdão proferido pela 3ª Câmara Criminal deste Tribunal de Justiça, que manteve a sentença proferida pelo Juízo da 11ª Vara Criminal do Foro Central da Comarca da Região Metropolitana de Curitiba. A decisão condenou o requerente pela prática do crime previsto no artigo 33, caput, da Lei n</w:t>
-      </w:r>
-      <w:r>
-        <w:rPr/>
+        <w:t xml:space="preserve">sando desconstituir o acórdão proferido pela 3ª Câmara Criminal deste Tribunal de Justiça, que manteve a sentença proferida pelo Juízo da 11ª Vara Criminal do Foro Central da Comarca da Região Metropolitana de Curitiba. A decisão condenou o requerente pela prática do crime previsto no artigo 33, caput, da Lei n. 11.343 de 2006, </w:t>
+      </w:r>
+      <w:r>
+        <w:t>às penas</w:t>
+      </w:r>
+      <w:r>
+        <w:t xml:space="preserve"> de 05 (cinco) anos de reclusão, em regime inicial semiaberto, e 500 (quinhentos) dias-multa (eventos </w:t>
+      </w:r>
+      <w:r>
+        <w:t>1.3 e 1.4).</w:t>
+      </w:r>
+    </w:p>
+    <w:p>
+      <w:pPr>
+        <w:pStyle w:val="PargrafodaLista"/>
+        <w:ind w:left="0"/>
+        <w:contextualSpacing w:val="0"/>
+      </w:pPr>
+      <w:r>
+        <w:t>Em suas razões, o requerente sustenta, em síntese, que</w:t>
+      </w:r>
+      <w:r>
+        <w:t xml:space="preserve">: a) </w:t>
+      </w:r>
+      <w:r>
+        <w:t>a condenação se amparou em prova ilícita, decorrente de abordagem policial sem fundada suspeita</w:t>
+      </w:r>
+      <w:r>
+        <w:t>;</w:t>
+      </w:r>
+      <w:r>
+        <w:t xml:space="preserve"> </w:t>
+      </w:r>
+      <w:r>
+        <w:t>b) a capitulação jurídica deve ser desclassificada, para o tipo de porte de drogas para consumo pessoal</w:t>
+      </w:r>
+      <w:r>
+        <w:t>, previsto no artigo 28 da Lei n. 11.343 de 2006; c) deve ser aplicada a minorante do tráfico privilegiado, no patamar máximo, com a consequente fixação do regime aberto e a substituição da pena privativa de liberdade por restritivas de direitos (evento 1.1).</w:t>
+      </w:r>
+    </w:p>
+    <w:p>
+      <w:pPr>
+        <w:pStyle w:val="PargrafodaLista"/>
+        <w:ind w:left="0"/>
+        <w:contextualSpacing w:val="0"/>
+      </w:pPr>
+      <w:r>
+        <w:t>Argumentou</w:t>
+      </w:r>
+      <w:r>
+        <w:t xml:space="preserve"> a Procuradoria-Geral </w:t>
+      </w:r>
+      <w:r>
+        <w:t xml:space="preserve">de Justiça que: </w:t>
+      </w:r>
+      <w:r>
+        <w:t>a) as alegações relativas à</w:t>
+      </w:r>
+      <w:r>
+        <w:t xml:space="preserve"> aplicação da minorante do tráfico privilegiado, fixação do regime inicial aberto e substituição da pena privativa de liberdade por restritiva de direito</w:t>
+      </w:r>
+      <w:r>
+        <w:t>s não se subsomem à nenhuma das hipótese do artigo 621, inciso III, do Código de Processo Penal</w:t>
+      </w:r>
+      <w:r>
+        <w:t>, impondo-se o não conhecimento da revisão nestes pontos</w:t>
+      </w:r>
+      <w:r>
+        <w:t>; b) as</w:t>
+      </w:r>
+      <w:r>
+        <w:t xml:space="preserve"> teses </w:t>
+      </w:r>
+      <w:r>
+        <w:t>de nulidade de prova e desclassificação da capitulação típica devem ser conhecidas, na forma do artigo 621, inciso III, do Código de Processo Penal, e julgadas improcedentes (evento 13.1).</w:t>
+      </w:r>
+      <w:r>
+        <w:t xml:space="preserve"> </w:t>
+      </w:r>
+    </w:p>
+    <w:p>
+      <w:pPr>
+        <w:pStyle w:val="PargrafodaLista"/>
+        <w:ind w:left="0"/>
+        <w:contextualSpacing w:val="0"/>
+      </w:pPr>
+      <w:r>
+        <w:t>É o necessário relato.</w:t>
+      </w:r>
+    </w:p>
+    <w:p>
+      <w:pPr>
+        <w:pStyle w:val="PargrafodaLista"/>
+        <w:ind w:left="0"/>
+        <w:contextualSpacing w:val="0"/>
+      </w:pPr>
+    </w:p>
+    <w:p>
+      <w:pPr>
+        <w:pStyle w:val="PargrafodaLista"/>
+        <w:ind w:left="0"/>
+        <w:contextualSpacing w:val="0"/>
+        <w:rPr>
+          <w:b/>
+        </w:rPr>
+      </w:pPr>
+      <w:r>
+        <w:rPr>
+          <w:b/>
+        </w:rPr>
+        <w:t>II – VOTO E SUA FUNDAMENTAÇÃO</w:t>
+      </w:r>
+    </w:p>
+    <w:p>
+      <w:pPr>
+        <w:pStyle w:val="PargrafodaLista"/>
+        <w:ind w:left="0"/>
+        <w:contextualSpacing w:val="0"/>
+      </w:pPr>
+      <w:r>
+        <w:t>II.I – DO JUÍZO DE ADMISSIBILIDADE</w:t>
+      </w:r>
+    </w:p>
+    <w:p>
+      <w:pPr>
+        <w:pStyle w:val="PargrafodaLista"/>
+        <w:ind w:left="0"/>
+        <w:contextualSpacing w:val="0"/>
+      </w:pPr>
+      <w:r>
+        <w:t xml:space="preserve">Embora o Ministério Público tenha se manifestado pelo não conhecimento da revisão criminal, </w:t>
+      </w:r>
+      <w:r>
+        <w:t>a defesa</w:t>
+      </w:r>
+      <w:r>
+        <w:t xml:space="preserve"> sustentou, expressamente, a contrariedade da condenação a texto expresso de lei e às evidências dos autos</w:t>
+      </w:r>
+      <w:r>
+        <w:t>, hipótese expressamente prevista no artigo 621, inciso I, do Código de Processo Civil.</w:t>
+      </w:r>
+    </w:p>
+    <w:p>
+      <w:pPr>
+        <w:pStyle w:val="PargrafodaLista"/>
+        <w:ind w:left="0"/>
+        <w:contextualSpacing w:val="0"/>
+        <w:rPr>
+          <w:i/>
+          <w:iCs/>
+        </w:rPr>
+      </w:pPr>
+      <w:r>
+        <w:t>Considerando-se</w:t>
+      </w:r>
+      <w:r>
+        <w:t>, pois, o conteúdo da insurgência defensiva,</w:t>
+      </w:r>
+      <w:r>
+        <w:t xml:space="preserve"> a ser interpretado conforme o </w:t>
+      </w:r>
+      <w:r>
+        <w:t>artigo 322, § 2º, do Código de Processo Civil</w:t>
+      </w:r>
+      <w:r>
+        <w:t xml:space="preserve">, </w:t>
+      </w:r>
+      <w:r>
+        <w:t xml:space="preserve">prevalece a necessidade de incursão </w:t>
+      </w:r>
+      <w:r>
+        <w:t>de mérito</w:t>
+      </w:r>
+      <w:r>
+        <w:t>, como consagração do conteúdo normativo dos princípios da inafastabilidade da jurisdição (CF, art. 5º</w:t>
+      </w:r>
+      <w:r>
+        <w:t xml:space="preserve">, </w:t>
+      </w:r>
+      <w:proofErr w:type="spellStart"/>
+      <w:r>
+        <w:t>XXXV</w:t>
+      </w:r>
+      <w:proofErr w:type="spellEnd"/>
+      <w:r>
+        <w:t>)</w:t>
+      </w:r>
+      <w:r>
+        <w:t xml:space="preserve"> e da primazia do julgamento do mérito (CPC, art. </w:t>
+      </w:r>
+      <w:r>
+        <w:t>3º e 4º</w:t>
+      </w:r>
+      <w:r>
+        <w:t>)</w:t>
+      </w:r>
+      <w:r>
+        <w:t xml:space="preserve">, impondo-se o conhecimento da </w:t>
+      </w:r>
+      <w:r>
+        <w:rPr>
+          <w:i/>
+          <w:iCs/>
+        </w:rPr>
+        <w:t>actio.</w:t>
+      </w:r>
+    </w:p>
+    <w:p>
+      <w:pPr>
+        <w:pStyle w:val="PargrafodaLista"/>
+        <w:ind w:left="0"/>
+        <w:contextualSpacing w:val="0"/>
+      </w:pPr>
+      <w:r>
+        <w:t>Satisfeitos</w:t>
+      </w:r>
+      <w:r>
+        <w:t>, pois,</w:t>
+      </w:r>
+      <w:r>
+        <w:t xml:space="preserve"> os pressupostos processuais respectivos, </w:t>
+      </w:r>
+      <w:r>
+        <w:t xml:space="preserve">exerce-se juízo </w:t>
+      </w:r>
+      <w:r>
+        <w:t>positivo de</w:t>
+      </w:r>
+      <w:r>
+        <w:t xml:space="preserve"> admissibilidade</w:t>
+      </w:r>
+      <w:r>
         <w:t>.</w:t>
       </w:r>
-      <w:r>
-        <w:rPr/>
-        <w:t xml:space="preserve"> 11.343</w:t>
-      </w:r>
-      <w:r>
-        <w:rPr/>
-        <w:t xml:space="preserve"> de </w:t>
-      </w:r>
-      <w:r>
-        <w:rPr/>
-        <w:t xml:space="preserve">2006, </w:t>
-      </w:r>
-      <w:r>
-        <w:rPr/>
-        <w:t>à</w:t>
-      </w:r>
-      <w:r>
-        <w:rPr/>
-        <w:t>s penas</w:t>
-      </w:r>
-      <w:r>
-        <w:rPr/>
-        <w:t xml:space="preserve"> de 05 (cinco) anos de reclusão, em regime inicial semiaberto, e 500 (quinhentos) dias-multa</w:t>
-      </w:r>
-      <w:r>
-        <w:rPr/>
-        <w:t xml:space="preserve"> (eventos </w:t>
-      </w:r>
-      <w:r>
-        <w:rPr/>
-        <w:t>1.3 e 1.4).</w:t>
-      </w:r>
-    </w:p>
-    <w:p>
-      <w:pPr>
-        <w:pStyle w:val="PargrafodaLista"/>
-        <w:ind w:left="0"/>
-        <w:contextualSpacing w:val="0"/>
-      </w:pPr>
-      <w:r>
-        <w:lastRenderedPageBreak/>
-        <w:t>Em suas razões, o requerente sustenta, em síntese, que</w:t>
-      </w:r>
-      <w:r>
-        <w:t xml:space="preserve">: a) </w:t>
-      </w:r>
-      <w:r>
-        <w:t>a condenação se amparou em prova ilícita, decorrente de abordagem policial sem fundada suspeita</w:t>
-      </w:r>
-      <w:r>
-        <w:t>;</w:t>
-      </w:r>
-      <w:r>
+    </w:p>
+    <w:p>
+      <w:pPr>
+        <w:pStyle w:val="PargrafodaLista"/>
+        <w:ind w:left="0"/>
+        <w:contextualSpacing w:val="0"/>
+      </w:pPr>
+    </w:p>
+    <w:p>
+      <w:pPr>
+        <w:pStyle w:val="PargrafodaLista"/>
+        <w:ind w:left="0"/>
+        <w:contextualSpacing w:val="0"/>
+      </w:pPr>
+      <w:r>
+        <w:t xml:space="preserve">II.II – </w:t>
+      </w:r>
+      <w:r>
+        <w:t>DO MÉRITO</w:t>
+      </w:r>
+    </w:p>
+    <w:p>
+      <w:pPr>
+        <w:pStyle w:val="PargrafodaLista"/>
+        <w:ind w:left="0"/>
+        <w:contextualSpacing w:val="0"/>
+      </w:pPr>
+      <w:r>
+        <w:t xml:space="preserve">Pretende o requerente a desconstituição de pronunciamento </w:t>
+      </w:r>
+      <w:r>
+        <w:t>judicial que o condenou, pela prática do crime de tráfico ilícito de entorpecentes, às penas de 5 (cinco) anos de reclusão e 500 (quinhentos) dias-multa.</w:t>
+      </w:r>
+    </w:p>
+    <w:p>
+      <w:pPr>
+        <w:pStyle w:val="PargrafodaLista"/>
+        <w:ind w:left="0"/>
+        <w:contextualSpacing w:val="0"/>
+      </w:pPr>
+      <w:r>
+        <w:t xml:space="preserve">Em que pesem os argumentos aduzidos </w:t>
+      </w:r>
+      <w:r>
+        <w:t xml:space="preserve">na exordial, não se constata contrariedade ao texto da lei penal ou à evidência dos autos, tampouco prova nova </w:t>
+      </w:r>
+      <w:r>
+        <w:t xml:space="preserve">de inocência ou de circunstância que </w:t>
+      </w:r>
+      <w:r>
+        <w:t>determine ou autorize a diminuição da pena.</w:t>
+      </w:r>
+    </w:p>
+    <w:p>
+      <w:pPr>
+        <w:pStyle w:val="PargrafodaLista"/>
+        <w:ind w:left="0"/>
+      </w:pPr>
+      <w:r>
+        <w:t>Quanto à busca pessoal, contrariamente à invectiva defensiva de nulidade, colhe-se dos depoimentos dos policiais militares</w:t>
+      </w:r>
+      <w:r>
+        <w:t xml:space="preserve"> que a diligência foi precedida de constatação de flagrante de delito pela infração de perturbação do sossego</w:t>
+      </w:r>
+      <w:r>
+        <w:t xml:space="preserve"> (eventos 91.1 e 91.2 – autos de origem)</w:t>
+      </w:r>
+      <w:r>
+        <w:t>.</w:t>
+      </w:r>
+    </w:p>
+    <w:p>
+      <w:pPr>
+        <w:pStyle w:val="PargrafodaLista"/>
+        <w:ind w:left="0"/>
+        <w:contextualSpacing w:val="0"/>
+      </w:pPr>
+      <w:bookmarkStart w:id="0" w:name="_Hlk208325752"/>
+      <w:r>
+        <w:t xml:space="preserve">Diante do flagrante delito, ainda que de infração de menor potencial ofensivo, surge para os agentes o dever legal de agir, nos termos do artigo 301 do Código de Processo Penal. Nesse contexto, a busca pessoal realizada nos envolvidos encontra amparo direto no </w:t>
+      </w:r>
+      <w:bookmarkEnd w:id="0"/>
+      <w:r>
+        <w:t xml:space="preserve">artigo 244 do mesmo diploma, que a autoriza expressamente no caso de prisão, sendo a abordagem decorrência lógica e necessária da situação </w:t>
+      </w:r>
+      <w:proofErr w:type="spellStart"/>
+      <w:r>
+        <w:t>flagrancial</w:t>
+      </w:r>
+      <w:proofErr w:type="spellEnd"/>
+      <w:r>
+        <w:t>.</w:t>
+      </w:r>
+    </w:p>
+    <w:p>
+      <w:pPr>
+        <w:pStyle w:val="PargrafodaLista"/>
+        <w:ind w:left="0"/>
+        <w:contextualSpacing w:val="0"/>
+      </w:pPr>
+      <w:r>
+        <w:t>Sobre o tema:</w:t>
+      </w:r>
+    </w:p>
+    <w:p>
+      <w:pPr>
+        <w:pStyle w:val="PargrafodaLista"/>
+        <w:ind w:left="2268" w:firstLine="0"/>
+        <w:contextualSpacing w:val="0"/>
+        <w:rPr>
+          <w:sz w:val="20"/>
+          <w:szCs w:val="18"/>
+        </w:rPr>
+      </w:pPr>
+      <w:r>
+        <w:rPr>
+          <w:sz w:val="20"/>
+          <w:szCs w:val="18"/>
+        </w:rPr>
+        <w:t>AGRAVO REGIMENTAL NO HABEAS CORPUS. TRÁFICO DE DROGAS PRIVILEGIADO. POSSE ILEGAL DE ARMA DE FOGO. CONDENAÇÃO CONFIRMADA EM SEGUNDO GRAU. ALEGAÇÕES DE ILEGALIDADE DA ABORDAGEM E DA BUSCA PESSOAL. VIOLAÇÃO DE DOMICÍLIO. INOCORRÊNCIA. EXISTÊNCIA DE FUNDADAS SUSPEITAS. REVOLVIMENTO FÁTICO-PROBATÓRIO. VIA ELEITA INADEQUADA. AGRAVO REGIMENTAL DESPROVIDO.</w:t>
+      </w:r>
+      <w:r>
+        <w:rPr>
+          <w:sz w:val="20"/>
+          <w:szCs w:val="18"/>
+        </w:rPr>
         <w:t xml:space="preserve"> </w:t>
       </w:r>
       <w:r>
-        <w:t>b) a capitulação jurídica deve ser desclassificada, para o tipo de porte de drogas para consumo pessoal</w:t>
-      </w:r>
-      <w:r>
-        <w:t>, previsto no artigo 28 da Lei n. 11.343 de 2006; c) deve ser aplicada a minorante do tráfico privilegiado, no patamar máximo, com a consequente fixação do regime aberto e a substituição da pena privativa de liberdade por restritivas de direitos (evento 1.1).</w:t>
-      </w:r>
-    </w:p>
-    <w:p>
-      <w:pPr>
-        <w:pStyle w:val="PargrafodaLista"/>
-        <w:ind w:left="0"/>
-        <w:contextualSpacing w:val="0"/>
-      </w:pPr>
-      <w:r>
-        <w:t>Argumentou</w:t>
-      </w:r>
-      <w:r>
-        <w:t xml:space="preserve"> a Procuradoria-Geral </w:t>
-      </w:r>
-      <w:r>
-        <w:t xml:space="preserve">de Justiça que: </w:t>
-      </w:r>
-      <w:r>
-        <w:t>a) as alegações relativas à</w:t>
-      </w:r>
-      <w:r>
-        <w:t xml:space="preserve"> aplicação da minorante do tráfico privilegiado, fixação do regime inicial aberto e substituição da pena privativa de liberdade por restritiva de direito</w:t>
-      </w:r>
-      <w:r>
-        <w:t>s não se subsomem à nenhuma das hipótese do artigo 621, inciso III, do Código de Processo Penal</w:t>
-      </w:r>
-      <w:r>
-        <w:t>, impondo-se o não conhecimento da revisão nestes pontos</w:t>
-      </w:r>
-      <w:r>
-        <w:t>; b) as</w:t>
-      </w:r>
-      <w:r>
-        <w:t xml:space="preserve"> teses </w:t>
-      </w:r>
-      <w:r>
-        <w:t>de nulidade de prova e desclassificação da capitulação típica devem ser conhecidas, na forma do artigo 621, inciso III, do Código de Processo Penal, e julgadas improcedentes (evento 13.1).</w:t>
-      </w:r>
-      <w:r>
+        <w:rPr>
+          <w:sz w:val="20"/>
+          <w:szCs w:val="18"/>
+        </w:rPr>
+        <w:t>1. O art. 244 do Código de Processo Penal - CPP dispõe que "a busca pessoal independerá de mandado, no caso de prisão ou quando houver fundada suspeita de que a pessoa esteja na posse de arma proibida ou de objetos ou papéis que constituam corpo de delito, ou quando a medida for determinada no curso de busca domiciliar".</w:t>
+      </w:r>
+      <w:r>
+        <w:rPr>
+          <w:sz w:val="20"/>
+          <w:szCs w:val="18"/>
+        </w:rPr>
         <w:t xml:space="preserve"> </w:t>
       </w:r>
-    </w:p>
-    <w:p>
-      <w:pPr>
-        <w:pStyle w:val="PargrafodaLista"/>
-        <w:ind w:left="0"/>
-        <w:contextualSpacing w:val="0"/>
-      </w:pPr>
-      <w:r>
-        <w:t>É o necessário relato.</w:t>
-      </w:r>
-    </w:p>
-    <w:p>
-      <w:pPr>
-        <w:pStyle w:val="PargrafodaLista"/>
-        <w:ind w:left="0"/>
-        <w:contextualSpacing w:val="0"/>
-      </w:pPr>
-    </w:p>
-    <w:p>
-      <w:pPr>
-        <w:pStyle w:val="PargrafodaLista"/>
-        <w:ind w:left="0"/>
-        <w:contextualSpacing w:val="0"/>
-        <w:rPr>
-          <w:b/>
-        </w:rPr>
-      </w:pPr>
-      <w:r>
-        <w:rPr>
-          <w:b/>
-        </w:rPr>
-        <w:t>II – VOTO E SUA FUNDAMENTAÇÃO</w:t>
-      </w:r>
-    </w:p>
-    <w:p>
-      <w:pPr>
-        <w:pStyle w:val="PargrafodaLista"/>
-        <w:ind w:left="0"/>
-        <w:contextualSpacing w:val="0"/>
-      </w:pPr>
-      <w:r>
-        <w:t>II.I – DO JUÍZO DE ADMISSIBILIDADE</w:t>
-      </w:r>
-    </w:p>
-    <w:p>
-      <w:pPr>
-        <w:pStyle w:val="PargrafodaLista"/>
-        <w:spacing/>
-        <w:ind w:left="0"/>
-      </w:pPr>
-      <w:r>
-        <w:rPr/>
-        <w:t>Embora o Ministério Público tenha se manifestado pelo não conhecimento parcial da revisão criminal, pois os argumentos não se enquadram no permissivo legal (CPP, art. 621, III), verifica-se que, apesar de citar novas provas, a defesa baseia-se principalmente na contrariedade entre as decisões condenatórias e a lei penal ou evidências do processo (CPP, art. 621, I).</w:t>
-      </w:r>
-    </w:p>
-    <w:p>
-      <w:pPr>
-        <w:pStyle w:val="PargrafodaLista"/>
-        <w:suppressLineNumbers w:val="0"/>
-        <w:bidi w:val="0"/>
-        <w:spacing w:before="0" w:beforeAutospacing="off" w:after="240" w:afterAutospacing="off" w:line="360" w:lineRule="auto"/>
-        <w:ind w:left="0" w:right="0" w:firstLine="709"/>
-        <w:jc w:val="both"/>
-      </w:pPr>
-      <w:r>
-        <w:rPr/>
-        <w:t xml:space="preserve">Considerando-se que tal intepretação, </w:t>
-      </w:r>
-      <w:r>
-        <w:rPr/>
-        <w:t xml:space="preserve">imposta pelo </w:t>
-      </w:r>
-      <w:r>
-        <w:rPr/>
-        <w:t>critério decisório inscrito</w:t>
-      </w:r>
-      <w:r>
-        <w:rPr/>
-        <w:t xml:space="preserve"> no artigo 322, § 2º, do Código de Processo Civil</w:t>
-      </w:r>
-      <w:r>
-        <w:rPr/>
-        <w:t xml:space="preserve">, denota a satisfação do pressuposto de cabimento da </w:t>
-      </w:r>
-      <w:r>
-        <w:rPr>
-          <w:i w:val="1"/>
-          <w:iCs w:val="1"/>
-        </w:rPr>
-        <w:t>actio</w:t>
-      </w:r>
-      <w:r>
-        <w:rPr/>
-        <w:t xml:space="preserve">, prevalece a necessidade de incursão </w:t>
-      </w:r>
-      <w:r>
-        <w:rPr/>
-        <w:t>de mérito</w:t>
-      </w:r>
-      <w:r>
-        <w:rPr/>
-        <w:t>, como consagração do conteúdo normativo dos princípios da inafastabilidade da jurisdição (CF, art. 5º</w:t>
-      </w:r>
-      <w:r>
-        <w:rPr/>
-        <w:t>, XXXV)</w:t>
-      </w:r>
-      <w:r>
-        <w:rPr/>
-        <w:t xml:space="preserve"> e da primazia do julgamento do mérito (CPC, art. </w:t>
-      </w:r>
-      <w:r>
-        <w:rPr/>
-        <w:t>3º e 4º</w:t>
-      </w:r>
-      <w:r>
-        <w:rPr/>
-        <w:t>).</w:t>
-      </w:r>
-    </w:p>
-    <w:p>
-      <w:pPr>
-        <w:pStyle w:val="PargrafodaLista"/>
-        <w:ind w:left="0"/>
-        <w:contextualSpacing w:val="0"/>
-      </w:pPr>
-      <w:r>
-        <w:lastRenderedPageBreak/>
-        <w:t>Satisfeitos</w:t>
-      </w:r>
-      <w:r>
-        <w:t>, pois,</w:t>
-      </w:r>
-      <w:r>
-        <w:t xml:space="preserve"> os pressupostos processuais respectivos, </w:t>
-      </w:r>
-      <w:r>
-        <w:t>exerce-se juízo de admissibilidade positivo</w:t>
-      </w:r>
-      <w:r>
+      <w:r>
+        <w:rPr>
+          <w:sz w:val="20"/>
+          <w:szCs w:val="18"/>
+        </w:rPr>
+        <w:t>2. O art. 5º, inciso XI, da Constituição Federal - CF/88, por sua vez, assegura a inviolabilidade do domicílio, não se tratando, no entanto, de garantia absoluta, admitindo relativização em caso de flagrante delito.</w:t>
+      </w:r>
+      <w:r>
+        <w:rPr>
+          <w:sz w:val="20"/>
+          <w:szCs w:val="18"/>
+        </w:rPr>
+        <w:t xml:space="preserve"> </w:t>
+      </w:r>
+      <w:r>
+        <w:rPr>
+          <w:sz w:val="20"/>
+          <w:szCs w:val="18"/>
+        </w:rPr>
+        <w:t>3. No caso dos autos, o Tribunal de origem concluiu pela legalidade da atuação policial, na medida em que havia uma investigação em curso a fim de apurar a suposta prática de tráfico de drogas no endereço em questão, razão pela qual os agentes realizaram uma campana e visualizaram ações típicas da traficância. Ao tentarem abordar a agravante, esta tentou fugir, mas foi alcançada pelos agentes, que encontraram em sua posse certa quantia de cocaína.</w:t>
+      </w:r>
+      <w:r>
+        <w:rPr>
+          <w:sz w:val="20"/>
+          <w:szCs w:val="18"/>
+        </w:rPr>
+        <w:t xml:space="preserve"> </w:t>
+      </w:r>
+      <w:r>
+        <w:rPr>
+          <w:sz w:val="20"/>
+          <w:szCs w:val="18"/>
+        </w:rPr>
+        <w:t xml:space="preserve">Questionada, a ré confessou que havia entorpecentes no imóvel, o que motivou o ingresso dos policiais, que localizaram </w:t>
+      </w:r>
+      <w:proofErr w:type="spellStart"/>
+      <w:r>
+        <w:rPr>
+          <w:sz w:val="20"/>
+          <w:szCs w:val="18"/>
+        </w:rPr>
+        <w:t>956,4g</w:t>
+      </w:r>
+      <w:proofErr w:type="spellEnd"/>
+      <w:r>
+        <w:rPr>
+          <w:sz w:val="20"/>
+          <w:szCs w:val="18"/>
+        </w:rPr>
+        <w:t xml:space="preserve"> de cocaína e </w:t>
+      </w:r>
+      <w:proofErr w:type="spellStart"/>
+      <w:r>
+        <w:rPr>
+          <w:sz w:val="20"/>
+          <w:szCs w:val="18"/>
+        </w:rPr>
+        <w:t>1.986g</w:t>
+      </w:r>
+      <w:proofErr w:type="spellEnd"/>
+      <w:r>
+        <w:rPr>
+          <w:sz w:val="20"/>
+          <w:szCs w:val="18"/>
+        </w:rPr>
+        <w:t xml:space="preserve"> de crack, além de duas balanças de precisão e um revólver calibre 38 no interior do imóvel.</w:t>
+      </w:r>
+      <w:r>
+        <w:rPr>
+          <w:sz w:val="20"/>
+          <w:szCs w:val="18"/>
+        </w:rPr>
+        <w:t xml:space="preserve"> </w:t>
+      </w:r>
+      <w:r>
+        <w:rPr>
+          <w:sz w:val="20"/>
+          <w:szCs w:val="18"/>
+        </w:rPr>
+        <w:t>4. Destaque-se que não é caso de convalidação da atuação abusiva dos agentes públicos pela descoberta fortuita de um ilícito. Tampouco verifica-se a ocorrência de uma abordagem imotivada ou nitidamente preconceituosa, mas sim de um conjunto de elementos objetivamente aferíveis que fazem com que uma atitude corriqueira desencadeie a atuação policial em seu viés preventivo.</w:t>
+      </w:r>
+      <w:r>
+        <w:rPr>
+          <w:sz w:val="20"/>
+          <w:szCs w:val="18"/>
+        </w:rPr>
+        <w:t xml:space="preserve"> </w:t>
+      </w:r>
+      <w:r>
+        <w:rPr>
+          <w:sz w:val="20"/>
+          <w:szCs w:val="18"/>
+        </w:rPr>
+        <w:t>5. Nesse contexto, restou justificada a abordagem, busca pessoal e acesso à residência da agravante, não se vislumbrando qualquer ilegalidade na atuação dos agentes públicos, uma vez que amparada pelas circunstâncias do caso concreto.</w:t>
+      </w:r>
+      <w:r>
+        <w:rPr>
+          <w:sz w:val="20"/>
+          <w:szCs w:val="18"/>
+        </w:rPr>
+        <w:t xml:space="preserve"> </w:t>
+      </w:r>
+      <w:r>
+        <w:rPr>
+          <w:sz w:val="20"/>
+          <w:szCs w:val="18"/>
+        </w:rPr>
+        <w:t>6. Ademais, para desconstituir as conclusões da instância ordinária a respeito da dinâmica dos fatos que culminaram com a imposição do decreto condenatório, seria necessário aprofundado revolvimento fático-probatório, procedimento vedado na via estreita do habeas corpus.</w:t>
+      </w:r>
+      <w:r>
+        <w:rPr>
+          <w:sz w:val="20"/>
+          <w:szCs w:val="18"/>
+        </w:rPr>
+        <w:t xml:space="preserve"> </w:t>
+      </w:r>
+      <w:r>
+        <w:rPr>
+          <w:sz w:val="20"/>
+          <w:szCs w:val="18"/>
+        </w:rPr>
+        <w:t>7. Agravo regimental desprovido.</w:t>
+      </w:r>
+      <w:r>
+        <w:rPr>
+          <w:sz w:val="20"/>
+          <w:szCs w:val="18"/>
+        </w:rPr>
+        <w:t xml:space="preserve"> (STJ. Quinta Turma. Relator: Ministro Joel Ilan Paciornik. </w:t>
+      </w:r>
+      <w:r>
+        <w:rPr>
+          <w:sz w:val="20"/>
+          <w:szCs w:val="18"/>
+        </w:rPr>
+        <w:t>AgRg no HC n. 914.740/SE</w:t>
+      </w:r>
+      <w:r>
+        <w:rPr>
+          <w:sz w:val="20"/>
+          <w:szCs w:val="18"/>
+        </w:rPr>
+        <w:t>. Data de julgamento: 3-12-2024. Data de publicação: 9-12-2024).</w:t>
+      </w:r>
+    </w:p>
+    <w:p>
+      <w:pPr>
+        <w:pStyle w:val="PargrafodaLista"/>
+        <w:ind w:left="0"/>
+        <w:contextualSpacing w:val="0"/>
+      </w:pPr>
+    </w:p>
+    <w:p>
+      <w:pPr>
+        <w:pStyle w:val="PargrafodaLista"/>
+        <w:ind w:left="0"/>
+        <w:contextualSpacing w:val="0"/>
+      </w:pPr>
+      <w:r>
+        <w:t xml:space="preserve">Assim, </w:t>
+      </w:r>
+      <w:r>
+        <w:t xml:space="preserve">considerando-se a legalidade da busca pessoal, a </w:t>
+      </w:r>
+      <w:r>
+        <w:t>constatação fortuita da prova material do tráfico</w:t>
+      </w:r>
+      <w:r>
+        <w:t xml:space="preserve"> concretiza o fenômeno da serendipidade, </w:t>
+      </w:r>
+      <w:r>
+        <w:t xml:space="preserve">admitido pela jurisprudência do Superior Tribunal de Justiça </w:t>
+      </w:r>
+      <w:r>
+        <w:t>em matéria de prova no processo penal.</w:t>
+      </w:r>
+    </w:p>
+    <w:p>
+      <w:pPr>
+        <w:pStyle w:val="PargrafodaLista"/>
+        <w:ind w:left="0"/>
+        <w:contextualSpacing w:val="0"/>
+      </w:pPr>
+      <w:r>
+        <w:t>A exemplo:</w:t>
+      </w:r>
+    </w:p>
+    <w:p>
+      <w:pPr>
+        <w:pStyle w:val="PargrafodaLista"/>
+        <w:ind w:left="2268" w:firstLine="0"/>
+        <w:contextualSpacing w:val="0"/>
+        <w:rPr>
+          <w:sz w:val="20"/>
+          <w:szCs w:val="18"/>
+        </w:rPr>
+      </w:pPr>
+    </w:p>
+    <w:p>
+      <w:pPr>
+        <w:pStyle w:val="PargrafodaLista"/>
+        <w:ind w:left="2268" w:firstLine="0"/>
+        <w:contextualSpacing w:val="0"/>
+        <w:rPr>
+          <w:sz w:val="20"/>
+          <w:szCs w:val="18"/>
+        </w:rPr>
+      </w:pPr>
+      <w:r>
+        <w:rPr>
+          <w:sz w:val="20"/>
+          <w:szCs w:val="18"/>
+        </w:rPr>
+        <w:t>DIREITO PENAL E PROCESSUAL PENAL. HABEAS CORPUS. TRÁFICO DE DROGAS. BUSCA DOMICILIAR. CUMPRIMENTO DE MANDADO JUDICIAL VÁLIDO ACERCA DE CRIME DIVERSO. ENCONTRO FORTUITO DE DROGAS EXPOSTAS. ORDEM DENEGADA.</w:t>
+      </w:r>
+      <w:r>
+        <w:rPr>
+          <w:sz w:val="20"/>
+          <w:szCs w:val="18"/>
+        </w:rPr>
+        <w:t xml:space="preserve"> </w:t>
+      </w:r>
+      <w:r>
+        <w:rPr>
+          <w:sz w:val="20"/>
+          <w:szCs w:val="18"/>
+        </w:rPr>
+        <w:t>I. Caso em exame 1. Habeas corpus visando o trancamento de ação penal por tráfico de drogas, alegando ilicitude da prova obtida por busca pessoal sem fundada suspeita.</w:t>
+      </w:r>
+      <w:r>
+        <w:rPr>
+          <w:sz w:val="20"/>
+          <w:szCs w:val="18"/>
+        </w:rPr>
+        <w:t xml:space="preserve"> </w:t>
+      </w:r>
+      <w:r>
+        <w:rPr>
+          <w:sz w:val="20"/>
+          <w:szCs w:val="18"/>
+        </w:rPr>
+        <w:t>II. Questão em discussão</w:t>
+      </w:r>
+      <w:r>
+        <w:rPr>
+          <w:sz w:val="20"/>
+          <w:szCs w:val="18"/>
+        </w:rPr>
+        <w:t xml:space="preserve">. </w:t>
+      </w:r>
+      <w:r>
+        <w:rPr>
+          <w:sz w:val="20"/>
+          <w:szCs w:val="18"/>
+        </w:rPr>
+        <w:t>2. A questão em discussão consiste na legalidade da busca domiciliar realizada, com encontro fortuito de drogas, o que valida as provas obtidas em decorrência dessa busca.</w:t>
+      </w:r>
+      <w:r>
+        <w:rPr>
+          <w:sz w:val="20"/>
+          <w:szCs w:val="18"/>
+        </w:rPr>
+        <w:t xml:space="preserve"> </w:t>
+      </w:r>
+      <w:r>
+        <w:rPr>
+          <w:sz w:val="20"/>
+          <w:szCs w:val="18"/>
+        </w:rPr>
+        <w:t>III. Razões de decidir</w:t>
+      </w:r>
+      <w:r>
+        <w:rPr>
+          <w:sz w:val="20"/>
+          <w:szCs w:val="18"/>
+        </w:rPr>
+        <w:t xml:space="preserve">. </w:t>
+      </w:r>
+      <w:r>
+        <w:rPr>
+          <w:sz w:val="20"/>
+          <w:szCs w:val="18"/>
+        </w:rPr>
+        <w:t>3. A busca foi amparada por mandado judicial para apuração de crime diverso, resultando em encontro fortuito de provas, o que é válido segundo a jurisprudência.</w:t>
+      </w:r>
+      <w:r>
+        <w:rPr>
+          <w:sz w:val="20"/>
+          <w:szCs w:val="18"/>
+        </w:rPr>
+        <w:t xml:space="preserve"> </w:t>
+      </w:r>
+      <w:r>
+        <w:rPr>
+          <w:sz w:val="20"/>
+          <w:szCs w:val="18"/>
+        </w:rPr>
+        <w:t xml:space="preserve">5. A continuidade da busca foi justificada pela presença de drogas à vista, descaracterizando a alegação de </w:t>
+      </w:r>
+      <w:proofErr w:type="spellStart"/>
+      <w:r>
+        <w:rPr>
+          <w:sz w:val="20"/>
+          <w:szCs w:val="18"/>
+        </w:rPr>
+        <w:t>fishing</w:t>
+      </w:r>
+      <w:proofErr w:type="spellEnd"/>
+      <w:r>
+        <w:rPr>
+          <w:sz w:val="20"/>
+          <w:szCs w:val="18"/>
+        </w:rPr>
+        <w:t xml:space="preserve"> </w:t>
+      </w:r>
+      <w:proofErr w:type="spellStart"/>
+      <w:r>
+        <w:rPr>
+          <w:sz w:val="20"/>
+          <w:szCs w:val="18"/>
+        </w:rPr>
+        <w:t>expedition</w:t>
+      </w:r>
+      <w:proofErr w:type="spellEnd"/>
+      <w:r>
+        <w:rPr>
+          <w:sz w:val="20"/>
+          <w:szCs w:val="18"/>
+        </w:rPr>
         <w:t>.</w:t>
-      </w:r>
-    </w:p>
-    <w:p>
-      <w:pPr>
-        <w:pStyle w:val="PargrafodaLista"/>
-        <w:ind w:left="0"/>
-        <w:contextualSpacing w:val="0"/>
-      </w:pPr>
-    </w:p>
-    <w:p>
-      <w:pPr>
-        <w:pStyle w:val="PargrafodaLista"/>
-        <w:ind w:left="0"/>
-        <w:contextualSpacing w:val="0"/>
-      </w:pPr>
-      <w:r>
-        <w:t xml:space="preserve">II.II – </w:t>
-      </w:r>
-      <w:r>
-        <w:t>DO MÉRITO</w:t>
-      </w:r>
-    </w:p>
-    <w:p>
-      <w:pPr>
-        <w:pStyle w:val="PargrafodaLista"/>
-        <w:ind w:left="0"/>
-        <w:contextualSpacing w:val="0"/>
-      </w:pPr>
-      <w:r>
-        <w:t xml:space="preserve">Pretende o requerente a desconstituição de pronunciamento </w:t>
-      </w:r>
-      <w:r>
-        <w:t>judicial que o condenou, pela prática do crime de tráfico ilícito de entorpecentes, às penas de 5 (cinco) anos de reclusão e 500 (quinhentos) dias-multa.</w:t>
-      </w:r>
-    </w:p>
-    <w:p>
-      <w:pPr>
-        <w:pStyle w:val="PargrafodaLista"/>
-        <w:ind w:left="0"/>
-        <w:contextualSpacing w:val="0"/>
-      </w:pPr>
-      <w:r>
-        <w:t xml:space="preserve">Em que pesem os argumentos aduzidos </w:t>
-      </w:r>
-      <w:r>
-        <w:t xml:space="preserve">na exordial, não se constata contrariedade ao texto da lei penal ou à evidência dos autos, tampouco prova nova </w:t>
-      </w:r>
-      <w:r>
-        <w:t xml:space="preserve">de inocência ou de circunstância que </w:t>
-      </w:r>
-      <w:r>
-        <w:t>determine ou autorize a diminuição da pena.</w:t>
-      </w:r>
-    </w:p>
-    <w:p>
-      <w:pPr>
-        <w:pStyle w:val="PargrafodaLista"/>
-        <w:spacing/>
-        <w:ind w:left="0"/>
-      </w:pPr>
-      <w:r>
-        <w:rPr/>
-        <w:t>Quanto à busca pessoal, contrariamente à invectiva defensiva de nulidade, colhe-se dos depoimentos dos policiais militares</w:t>
-      </w:r>
-      <w:r>
-        <w:rPr/>
-        <w:t xml:space="preserve"> que a diligência foi precedida de constatação de flagrante de delito pela infração de perturbação do sossego</w:t>
-      </w:r>
-      <w:r>
-        <w:rPr/>
-        <w:t xml:space="preserve"> (eventos 91.1 e 91.2 – autos de origem)</w:t>
-      </w:r>
-      <w:r>
-        <w:rPr/>
-        <w:t>.</w:t>
-      </w:r>
-    </w:p>
-    <w:p>
-      <w:pPr>
-        <w:pStyle w:val="PargrafodaLista"/>
-        <w:ind w:left="0"/>
-        <w:contextualSpacing w:val="0"/>
-      </w:pPr>
-      <w:bookmarkStart w:name="_Hlk208325752" w:id="0"/>
-      <w:r>
-        <w:t xml:space="preserve">Diante do flagrante delito, ainda que de infração de menor potencial ofensivo, surge para os agentes o dever legal de agir, nos termos do artigo 301 do Código de Processo Penal. Nesse contexto, a busca pessoal realizada nos envolvidos encontra amparo direto no </w:t>
-      </w:r>
-      <w:bookmarkEnd w:id="0"/>
-      <w:r>
-        <w:t>artigo 244 do mesmo diploma, que a autoriza expressamente no caso de prisão, sendo a abordagem decorrência lógica e necessária da situação flagrancial.</w:t>
-      </w:r>
-    </w:p>
-    <w:p>
-      <w:pPr>
-        <w:pStyle w:val="PargrafodaLista"/>
-        <w:ind w:left="0"/>
-        <w:contextualSpacing w:val="0"/>
-      </w:pPr>
-      <w:r>
-        <w:t>Sobre o tema:</w:t>
-      </w:r>
-    </w:p>
-    <w:p>
-      <w:pPr>
-        <w:pStyle w:val="PargrafodaLista"/>
-        <w:ind w:left="2268" w:firstLine="0"/>
-        <w:contextualSpacing w:val="0"/>
-        <w:rPr>
-          <w:sz w:val="20"/>
-          <w:szCs w:val="18"/>
-        </w:rPr>
-      </w:pPr>
-      <w:r>
-        <w:rPr>
-          <w:sz w:val="20"/>
-          <w:szCs w:val="18"/>
-        </w:rPr>
-        <w:t>AGRAVO REGIMENTAL NO HABEAS CORPUS. TRÁFICO DE DROGAS PRIVILEGIADO. POSSE ILEGAL DE ARMA DE FOGO. CONDENAÇÃO CONFIRMADA EM SEGUNDO GRAU. ALEGAÇÕES DE ILEGALIDADE DA ABORDAGEM E DA BUSCA PESSOAL. VIOLAÇÃO DE DOMICÍLIO. INOCORRÊNCIA. EXISTÊNCIA DE FUNDADAS SUSPEITAS. REVOLVIMENTO FÁTICO-PROBATÓRIO. VIA ELEITA INADEQUADA. AGRAVO REGIMENTAL DESPROVIDO.</w:t>
-      </w:r>
-      <w:r>
-        <w:rPr>
-          <w:sz w:val="20"/>
-          <w:szCs w:val="18"/>
-        </w:rPr>
-        <w:t xml:space="preserve"> </w:t>
-      </w:r>
-      <w:r>
-        <w:rPr>
-          <w:sz w:val="20"/>
-          <w:szCs w:val="18"/>
-        </w:rPr>
-        <w:t xml:space="preserve">1. O art. 244 do Código de Processo Penal - CPP dispõe que "a busca pessoal independerá de mandado, no caso de prisão ou quando houver fundada suspeita de que a pessoa esteja na posse de arma proibida ou de objetos ou papéis que constituam corpo de delito, ou quando a medida for determinada no curso de </w:t>
-      </w:r>
-      <w:r>
-        <w:rPr>
-          <w:sz w:val="20"/>
-          <w:szCs w:val="18"/>
-        </w:rPr>
-        <w:lastRenderedPageBreak/>
-        <w:t>busca domiciliar".</w:t>
-      </w:r>
-      <w:r>
-        <w:rPr>
-          <w:sz w:val="20"/>
-          <w:szCs w:val="18"/>
-        </w:rPr>
-        <w:t xml:space="preserve"> </w:t>
-      </w:r>
-      <w:r>
-        <w:rPr>
-          <w:sz w:val="20"/>
-          <w:szCs w:val="18"/>
-        </w:rPr>
-        <w:t>2. O art. 5º, inciso XI, da Constituição Federal - CF/88, por sua vez, assegura a inviolabilidade do domicílio, não se tratando, no entanto, de garantia absoluta, admitindo relativização em caso de flagrante delito.</w:t>
-      </w:r>
-      <w:r>
-        <w:rPr>
-          <w:sz w:val="20"/>
-          <w:szCs w:val="18"/>
-        </w:rPr>
-        <w:t xml:space="preserve"> </w:t>
-      </w:r>
-      <w:r>
-        <w:rPr>
-          <w:sz w:val="20"/>
-          <w:szCs w:val="18"/>
-        </w:rPr>
-        <w:t>3. No caso dos autos, o Tribunal de origem concluiu pela legalidade da atuação policial, na medida em que havia uma investigação em curso a fim de apurar a suposta prática de tráfico de drogas no endereço em questão, razão pela qual os agentes realizaram uma campana e visualizaram ações típicas da traficância. Ao tentarem abordar a agravante, esta tentou fugir, mas foi alcançada pelos agentes, que encontraram em sua posse certa quantia de cocaína.</w:t>
-      </w:r>
-      <w:r>
-        <w:rPr>
-          <w:sz w:val="20"/>
-          <w:szCs w:val="18"/>
-        </w:rPr>
-        <w:t xml:space="preserve"> </w:t>
-      </w:r>
-      <w:r>
-        <w:rPr>
-          <w:sz w:val="20"/>
-          <w:szCs w:val="18"/>
-        </w:rPr>
-        <w:t>Questionada, a ré confessou que havia entorpecentes no imóvel, o que motivou o ingresso dos policiais, que localizaram 956,4g de cocaína e 1.986g de crack, além de duas balanças de precisão e um revólver calibre 38 no interior do imóvel.</w:t>
-      </w:r>
-      <w:r>
-        <w:rPr>
-          <w:sz w:val="20"/>
-          <w:szCs w:val="18"/>
-        </w:rPr>
-        <w:t xml:space="preserve"> </w:t>
-      </w:r>
-      <w:r>
-        <w:rPr>
-          <w:sz w:val="20"/>
-          <w:szCs w:val="18"/>
-        </w:rPr>
-        <w:t>4. Destaque-se que não é caso de convalidação da atuação abusiva dos agentes públicos pela descoberta fortuita de um ilícito. Tampouco verifica-se a ocorrência de uma abordagem imotivada ou nitidamente preconceituosa, mas sim de um conjunto de elementos objetivamente aferíveis que fazem com que uma atitude corriqueira desencadeie a atuação policial em seu viés preventivo.</w:t>
-      </w:r>
-      <w:r>
-        <w:rPr>
-          <w:sz w:val="20"/>
-          <w:szCs w:val="18"/>
-        </w:rPr>
-        <w:t xml:space="preserve"> </w:t>
-      </w:r>
-      <w:r>
-        <w:rPr>
-          <w:sz w:val="20"/>
-          <w:szCs w:val="18"/>
-        </w:rPr>
-        <w:t>5. Nesse contexto, restou justificada a abordagem, busca pessoal e acesso à residência da agravante, não se vislumbrando qualquer ilegalidade na atuação dos agentes públicos, uma vez que amparada pelas circunstâncias do caso concreto.</w:t>
-      </w:r>
-      <w:r>
-        <w:rPr>
-          <w:sz w:val="20"/>
-          <w:szCs w:val="18"/>
-        </w:rPr>
-        <w:t xml:space="preserve"> </w:t>
-      </w:r>
-      <w:r>
-        <w:rPr>
-          <w:sz w:val="20"/>
-          <w:szCs w:val="18"/>
-        </w:rPr>
-        <w:t>6. Ademais, para desconstituir as conclusões da instância ordinária a respeito da dinâmica dos fatos que culminaram com a imposição do decreto condenatório, seria necessário aprofundado revolvimento fático-probatório, procedimento vedado na via estreita do habeas corpus.</w:t>
-      </w:r>
-      <w:r>
-        <w:rPr>
-          <w:sz w:val="20"/>
-          <w:szCs w:val="18"/>
-        </w:rPr>
-        <w:t xml:space="preserve"> </w:t>
-      </w:r>
-      <w:r>
-        <w:rPr>
-          <w:sz w:val="20"/>
-          <w:szCs w:val="18"/>
-        </w:rPr>
-        <w:t>7. Agravo regimental desprovido.</w:t>
-      </w:r>
-      <w:r>
-        <w:rPr>
-          <w:sz w:val="20"/>
-          <w:szCs w:val="18"/>
-        </w:rPr>
-        <w:t xml:space="preserve"> (STJ. Quinta Turma. Relator: Ministro Joel Ilan Paciornik. </w:t>
-      </w:r>
-      <w:r>
-        <w:rPr>
-          <w:sz w:val="20"/>
-          <w:szCs w:val="18"/>
-        </w:rPr>
-        <w:t>AgRg no HC n. 914.740/SE</w:t>
-      </w:r>
-      <w:r>
-        <w:rPr>
-          <w:sz w:val="20"/>
-          <w:szCs w:val="18"/>
-        </w:rPr>
-        <w:t>. Data de julgamento: 3-12-2024. Data de publicação: 9-12-2024).</w:t>
-      </w:r>
-    </w:p>
-    <w:p>
-      <w:pPr>
-        <w:pStyle w:val="PargrafodaLista"/>
-        <w:ind w:left="0"/>
-        <w:contextualSpacing w:val="0"/>
-      </w:pPr>
-    </w:p>
-    <w:p>
-      <w:pPr>
-        <w:pStyle w:val="PargrafodaLista"/>
-        <w:ind w:left="0"/>
-        <w:contextualSpacing w:val="0"/>
-      </w:pPr>
-      <w:r>
-        <w:t xml:space="preserve">Assim, </w:t>
-      </w:r>
-      <w:r>
-        <w:t xml:space="preserve">considerando-se a legalidade da busca pessoal, a </w:t>
-      </w:r>
-      <w:r>
-        <w:t>constatação fortuita da prova material do tráfico</w:t>
-      </w:r>
-      <w:r>
-        <w:t xml:space="preserve"> concretiza o fenômeno da serendipidade, </w:t>
-      </w:r>
-      <w:r>
-        <w:t xml:space="preserve">admitido pela jurisprudência do Superior Tribunal de Justiça </w:t>
-      </w:r>
-      <w:r>
-        <w:t>em matéria de prova no processo penal.</w:t>
-      </w:r>
-    </w:p>
-    <w:p>
-      <w:pPr>
-        <w:pStyle w:val="PargrafodaLista"/>
-        <w:ind w:left="0"/>
-        <w:contextualSpacing w:val="0"/>
-      </w:pPr>
-      <w:r>
-        <w:t>A exemplo:</w:t>
-      </w:r>
-    </w:p>
-    <w:p>
-      <w:pPr>
-        <w:pStyle w:val="PargrafodaLista"/>
-        <w:ind w:left="2268" w:firstLine="0"/>
-        <w:contextualSpacing w:val="0"/>
-        <w:rPr>
-          <w:sz w:val="20"/>
-          <w:szCs w:val="18"/>
-        </w:rPr>
-      </w:pPr>
-    </w:p>
-    <w:p>
-      <w:pPr>
-        <w:pStyle w:val="PargrafodaLista"/>
-        <w:ind w:left="2268" w:firstLine="0"/>
-        <w:contextualSpacing w:val="0"/>
-        <w:rPr>
-          <w:sz w:val="20"/>
-          <w:szCs w:val="18"/>
-        </w:rPr>
-      </w:pPr>
-      <w:r>
-        <w:rPr>
-          <w:sz w:val="20"/>
-          <w:szCs w:val="18"/>
-        </w:rPr>
-        <w:t xml:space="preserve">DIREITO PENAL E PROCESSUAL PENAL. HABEAS CORPUS. TRÁFICO DE DROGAS. BUSCA DOMICILIAR. CUMPRIMENTO DE MANDADO JUDICIAL VÁLIDO ACERCA DE CRIME DIVERSO. </w:t>
-      </w:r>
-      <w:r>
-        <w:rPr>
-          <w:sz w:val="20"/>
-          <w:szCs w:val="18"/>
-        </w:rPr>
-        <w:lastRenderedPageBreak/>
-        <w:t>ENCONTRO FORTUITO DE DROGAS EXPOSTAS. ORDEM DENEGADA.</w:t>
-      </w:r>
-      <w:r>
-        <w:rPr>
-          <w:sz w:val="20"/>
-          <w:szCs w:val="18"/>
-        </w:rPr>
-        <w:t xml:space="preserve"> </w:t>
-      </w:r>
-      <w:r>
-        <w:rPr>
-          <w:sz w:val="20"/>
-          <w:szCs w:val="18"/>
-        </w:rPr>
-        <w:t>I. Caso em exame 1. Habeas corpus visando o trancamento de ação penal por tráfico de drogas, alegando ilicitude da prova obtida por busca pessoal sem fundada suspeita.</w:t>
-      </w:r>
-      <w:r>
-        <w:rPr>
-          <w:sz w:val="20"/>
-          <w:szCs w:val="18"/>
-        </w:rPr>
-        <w:t xml:space="preserve"> </w:t>
-      </w:r>
-      <w:r>
-        <w:rPr>
-          <w:sz w:val="20"/>
-          <w:szCs w:val="18"/>
-        </w:rPr>
-        <w:t>II. Questão em discussão</w:t>
-      </w:r>
-      <w:r>
-        <w:rPr>
-          <w:sz w:val="20"/>
-          <w:szCs w:val="18"/>
-        </w:rPr>
-        <w:t xml:space="preserve">. </w:t>
-      </w:r>
-      <w:r>
-        <w:rPr>
-          <w:sz w:val="20"/>
-          <w:szCs w:val="18"/>
-        </w:rPr>
-        <w:t>2. A questão em discussão consiste na legalidade da busca domiciliar realizada, com encontro fortuito de drogas, o que valida as provas obtidas em decorrência dessa busca.</w:t>
-      </w:r>
-      <w:r>
-        <w:rPr>
-          <w:sz w:val="20"/>
-          <w:szCs w:val="18"/>
-        </w:rPr>
-        <w:t xml:space="preserve"> </w:t>
-      </w:r>
-      <w:r>
-        <w:rPr>
-          <w:sz w:val="20"/>
-          <w:szCs w:val="18"/>
-        </w:rPr>
-        <w:t>III. Razões de decidir</w:t>
-      </w:r>
-      <w:r>
-        <w:rPr>
-          <w:sz w:val="20"/>
-          <w:szCs w:val="18"/>
-        </w:rPr>
-        <w:t xml:space="preserve">. </w:t>
-      </w:r>
-      <w:r>
-        <w:rPr>
-          <w:sz w:val="20"/>
-          <w:szCs w:val="18"/>
-        </w:rPr>
-        <w:t>3. A busca foi amparada por mandado judicial para apuração de crime diverso, resultando em encontro fortuito de provas, o que é válido segundo a jurisprudência.</w:t>
-      </w:r>
-      <w:r>
-        <w:rPr>
-          <w:sz w:val="20"/>
-          <w:szCs w:val="18"/>
-        </w:rPr>
-        <w:t xml:space="preserve"> </w:t>
-      </w:r>
-      <w:r>
-        <w:rPr>
-          <w:sz w:val="20"/>
-          <w:szCs w:val="18"/>
-        </w:rPr>
-        <w:t>5. A continuidade da busca foi justificada pela presença de drogas à vista, descaracterizando a alegação de fishing expedition.</w:t>
       </w:r>
       <w:r>
         <w:rPr>
@@ -1543,7 +1660,6 @@
         <w:rPr>
           <w:sz w:val="20"/>
         </w:rPr>
-        <w:lastRenderedPageBreak/>
         <w:t>PROCESSUAL PENAL. AGRAVO REGIMENTAL EM REVISÃO CRIMINAL. ART. 621, I, DO CPP. APLICAÇÃO DO ART. 33, §4º, DA LEI 11.343/06. UTILIZAÇÃO DA VIA COMO RECURSO. NÃO CABIMENTO. REVISÃO CRIMINAL JULGADA IMPROCEDENTE. AGRAVO DESPROVIDO.</w:t>
       </w:r>
       <w:r>
@@ -1556,7 +1672,21 @@
         <w:rPr>
           <w:sz w:val="20"/>
         </w:rPr>
-        <w:t>1. "Superior Tribunal de Justiça pacificou o entendimento no sentido do não cabimento da revisão criminal quando utilizada como nova apelação, com vista ao mero reexame de fatos e provas, não se verificando hipótese de contrariedade ao texto expresso da lei penal ou à evidência dos autos, consoante previsão do art. 621, I, do CPP" (AgRg no REsp n. 1.781.148/RJ, Ministro Joel Ilan Paciornik, Quinta Turma, DJe 18/10/2019).</w:t>
+        <w:t xml:space="preserve">1. "Superior Tribunal de Justiça pacificou o entendimento no sentido do não cabimento da revisão criminal quando utilizada como nova apelação, com vista ao mero reexame de fatos e provas, não se verificando hipótese de contrariedade ao texto expresso da lei penal ou à evidência dos autos, consoante previsão do art. 621, I, do CPP" (AgRg no REsp n. 1.781.148/RJ, Ministro Joel Ilan Paciornik, Quinta Turma, </w:t>
+      </w:r>
+      <w:proofErr w:type="spellStart"/>
+      <w:r>
+        <w:rPr>
+          <w:sz w:val="20"/>
+        </w:rPr>
+        <w:t>DJe</w:t>
+      </w:r>
+      <w:proofErr w:type="spellEnd"/>
+      <w:r>
+        <w:rPr>
+          <w:sz w:val="20"/>
+        </w:rPr>
+        <w:t xml:space="preserve"> 18/10/2019).</w:t>
       </w:r>
       <w:r>
         <w:rPr>
@@ -1604,7 +1734,21 @@
         <w:rPr>
           <w:sz w:val="20"/>
         </w:rPr>
-        <w:t>AgRg na RvCr n. 5.735/DF</w:t>
+        <w:t xml:space="preserve">AgRg na </w:t>
+      </w:r>
+      <w:proofErr w:type="spellStart"/>
+      <w:r>
+        <w:rPr>
+          <w:sz w:val="20"/>
+        </w:rPr>
+        <w:t>RvCr</w:t>
+      </w:r>
+      <w:proofErr w:type="spellEnd"/>
+      <w:r>
+        <w:rPr>
+          <w:sz w:val="20"/>
+        </w:rPr>
+        <w:t xml:space="preserve"> n. 5.735/DF</w:t>
       </w:r>
       <w:r>
         <w:rPr>
@@ -1627,14 +1771,7 @@
         <w:rPr>
           <w:sz w:val="20"/>
         </w:rPr>
-        <w:t xml:space="preserve">REVISÃO CRIMINAL. MATÉRIA PENAL. HIPÓTESES DE CABIMENTO TAXATIVAS. PRETENSÃO DE REAVALIAÇÃO DE ASPECTOS DISCRICIONÁRIOS DA DOSIMETRIA DA PENA. EVENTUAL CONTROVÉRSIA RAZOÁVEL ACERCA DA VALORAÇÃO DE PROVAS E/OU DO DIREITO. INADEQUAÇÃO DA MEDIDA. REVISÃO CRIMINAL NÃO CONHECIDA. 1. Preliminarmente, o Tribunal Pleno, por maioria, rejeitou questão de ordem suscitada no que toca à eventual incompatibilidade, no caso concreto, de que o Relator do acórdão impugnado, proferido na Ação Penal 935/AM, funcione, nestes autos, como Revisor. 2. A revisão criminal, instrumento processual posto à disposição do condenado, tem como finalidade precípua conciliar, de um lado, a exigência de juridicidade da prestação jurisdicional e, de outro, a necessária segurança jurídica decorrente dos pronunciamentos emanados do Estado-Juiz, mediante observância de hipóteses de cabimento taxativamente previstas no ordenamento jurídico e que traduzam situações efetivamente graves que, em tese, possam autorizar a excepcional desconstituição da coisa julgada material. 3. Assim, a revisão criminal, que não tem feitio recursal, não se presta a, fora de sua destinação normativa, submeter a matéria subjacente ao crivo do Tribunal Pleno por razões derivadas exclusivamente do inconformismo defensivo ou de razões afetas ao suposto desacerto da razoável valoração da prova e/ou do direito. 4. No caso específico de ações penais originárias de competência de órgão fracionário desta Suprema Corte, a medida revisional também não funciona como ferramenta processual apta a inaugurar a jurisdição do colegiado maior como forma de contornar o não preenchimento dos requisitos impostos pela </w:t>
-      </w:r>
-      <w:r>
-        <w:rPr>
-          <w:sz w:val="20"/>
-        </w:rPr>
-        <w:lastRenderedPageBreak/>
-        <w:t>jurisprudência do STF ao cabimento dos embargos infringentes. 5. Segundo a firme jurisprudência desta Suprema Corte, a dosimetria da pena não se subordina à observância de rígidos esquemas ou regras aritméticas, assegurando-se ao competente órgão julgador certa discricionariedade no dimensionamento da resposta penal. Também inexiste correspondência necessária entre a expressividade numérica de circunstâncias judiciais desfavoráveis e o consequente incremento da pena-base. 6. Não configura ilegalidade o ato jurisdicional que condiciona a configuração de arrependimento posterior, previsto no art. 16 do Código Penal, à concomitante demonstração da voluntariedade e pessoalidade da reparação do dano. 7. O título condenatório que acolhe interpretação possível e razoável em prejuízo do acusado não consubstancia vulneração a texto expresso de lei, sendo que a solução de controvérsias ponderadas acerca da interpretação de normas jurídicas não se insere no escopo taxativo de abertura da via revisional. 8. Hipótese concreta em que a dosimetria da pena, embora contrarie os interesses do postulante, não desvela mácula sob a perspectiva da legalidade, cingindo-se a irresignação defensiva ao campo do acerto ou desacerto na fixação da censura penal, espacialidade que conta com discricionariedade judicial insuscetível de reexame em sede de revisão criminal. 9. Revisão criminal não conhecida. (STF</w:t>
+        <w:t>REVISÃO CRIMINAL. MATÉRIA PENAL. HIPÓTESES DE CABIMENTO TAXATIVAS. PRETENSÃO DE REAVALIAÇÃO DE ASPECTOS DISCRICIONÁRIOS DA DOSIMETRIA DA PENA. EVENTUAL CONTROVÉRSIA RAZOÁVEL ACERCA DA VALORAÇÃO DE PROVAS E/OU DO DIREITO. INADEQUAÇÃO DA MEDIDA. REVISÃO CRIMINAL NÃO CONHECIDA. 1. Preliminarmente, o Tribunal Pleno, por maioria, rejeitou questão de ordem suscitada no que toca à eventual incompatibilidade, no caso concreto, de que o Relator do acórdão impugnado, proferido na Ação Penal 935/AM, funcione, nestes autos, como Revisor. 2. A revisão criminal, instrumento processual posto à disposição do condenado, tem como finalidade precípua conciliar, de um lado, a exigência de juridicidade da prestação jurisdicional e, de outro, a necessária segurança jurídica decorrente dos pronunciamentos emanados do Estado-Juiz, mediante observância de hipóteses de cabimento taxativamente previstas no ordenamento jurídico e que traduzam situações efetivamente graves que, em tese, possam autorizar a excepcional desconstituição da coisa julgada material. 3. Assim, a revisão criminal, que não tem feitio recursal, não se presta a, fora de sua destinação normativa, submeter a matéria subjacente ao crivo do Tribunal Pleno por razões derivadas exclusivamente do inconformismo defensivo ou de razões afetas ao suposto desacerto da razoável valoração da prova e/ou do direito. 4. No caso específico de ações penais originárias de competência de órgão fracionário desta Suprema Corte, a medida revisional também não funciona como ferramenta processual apta a inaugurar a jurisdição do colegiado maior como forma de contornar o não preenchimento dos requisitos impostos pela jurisprudência do STF ao cabimento dos embargos infringentes. 5. Segundo a firme jurisprudência desta Suprema Corte, a dosimetria da pena não se subordina à observância de rígidos esquemas ou regras aritméticas, assegurando-se ao competente órgão julgador certa discricionariedade no dimensionamento da resposta penal. Também inexiste correspondência necessária entre a expressividade numérica de circunstâncias judiciais desfavoráveis e o consequente incremento da pena-base. 6. Não configura ilegalidade o ato jurisdicional que condiciona a configuração de arrependimento posterior, previsto no art. 16 do Código Penal, à concomitante demonstração da voluntariedade e pessoalidade da reparação do dano. 7. O título condenatório que acolhe interpretação possível e razoável em prejuízo do acusado não consubstancia vulneração a texto expresso de lei, sendo que a solução de controvérsias ponderadas acerca da interpretação de normas jurídicas não se insere no escopo taxativo de abertura da via revisional. 8. Hipótese concreta em que a dosimetria da pena, embora contrarie os interesses do postulante, não desvela mácula sob a perspectiva da legalidade, cingindo-se a irresignação defensiva ao campo do acerto ou desacerto na fixação da censura penal, espacialidade que conta com discricionariedade judicial insuscetível de reexame em sede de revisão criminal. 9. Revisão criminal não conhecida. (STF</w:t>
       </w:r>
       <w:r>
         <w:rPr>
@@ -1642,11 +1779,19 @@
         </w:rPr>
         <w:t xml:space="preserve">. Tribunal Pleno. Relator: Ministro Edson Fachin. </w:t>
       </w:r>
-      <w:r>
-        <w:rPr>
-          <w:sz w:val="20"/>
-        </w:rPr>
-        <w:t>RvC 5475 AM</w:t>
+      <w:proofErr w:type="spellStart"/>
+      <w:r>
+        <w:rPr>
+          <w:sz w:val="20"/>
+        </w:rPr>
+        <w:t>RvC</w:t>
+      </w:r>
+      <w:proofErr w:type="spellEnd"/>
+      <w:r>
+        <w:rPr>
+          <w:sz w:val="20"/>
+        </w:rPr>
+        <w:t xml:space="preserve"> 5475 AM</w:t>
       </w:r>
       <w:r>
         <w:rPr>
@@ -1709,6 +1854,7 @@
         <w:ind w:left="0"/>
         <w:contextualSpacing w:val="0"/>
       </w:pPr>
+      <w:proofErr w:type="spellStart"/>
       <w:r>
         <w:t>II.I</w:t>
       </w:r>
@@ -1716,7 +1862,11 @@
         <w:t>I</w:t>
       </w:r>
       <w:r>
-        <w:t>I – DA CONCLUSÃO</w:t>
+        <w:t>I</w:t>
+      </w:r>
+      <w:proofErr w:type="spellEnd"/>
+      <w:r>
+        <w:t xml:space="preserve"> – DA CONCLUSÃO</w:t>
       </w:r>
     </w:p>
     <w:p>
@@ -1772,7 +1922,7 @@
       </w:r>
     </w:p>
     <w:sectPr>
-      <w:pgSz w:w="11906" w:h="16838" w:orient="portrait"/>
+      <w:pgSz w:w="11906" w:h="16838"/>
       <w:pgMar w:top="1417" w:right="1701" w:bottom="1417" w:left="1701" w:header="708" w:footer="708" w:gutter="0"/>
       <w:cols w:space="708"/>
       <w:docGrid w:linePitch="360"/>
@@ -1883,7 +2033,7 @@
   <w:docDefaults>
     <w:rPrDefault>
       <w:rPr>
-        <w:rFonts w:asciiTheme="minorHAnsi" w:hAnsiTheme="minorHAnsi" w:eastAsiaTheme="minorHAnsi" w:cstheme="minorBidi"/>
+        <w:rFonts w:asciiTheme="minorHAnsi" w:eastAsiaTheme="minorHAnsi" w:hAnsiTheme="minorHAnsi" w:cstheme="minorBidi"/>
         <w:sz w:val="22"/>
         <w:szCs w:val="22"/>
         <w:lang w:val="pt-BR" w:eastAsia="en-US" w:bidi="ar-SA"/>
@@ -1898,14 +2048,14 @@
   <w:latentStyles w:defLockedState="0" w:defUIPriority="99" w:defSemiHidden="0" w:defUnhideWhenUsed="0" w:defQFormat="0" w:count="376">
     <w:lsdException w:name="Normal" w:uiPriority="0" w:qFormat="1"/>
     <w:lsdException w:name="heading 1" w:uiPriority="9" w:qFormat="1"/>
-    <w:lsdException w:name="heading 2" w:uiPriority="9" w:semiHidden="1" w:unhideWhenUsed="1" w:qFormat="1"/>
-    <w:lsdException w:name="heading 3" w:uiPriority="9" w:semiHidden="1" w:unhideWhenUsed="1" w:qFormat="1"/>
-    <w:lsdException w:name="heading 4" w:uiPriority="9" w:semiHidden="1" w:unhideWhenUsed="1" w:qFormat="1"/>
-    <w:lsdException w:name="heading 5" w:uiPriority="9" w:semiHidden="1" w:unhideWhenUsed="1" w:qFormat="1"/>
-    <w:lsdException w:name="heading 6" w:uiPriority="9" w:semiHidden="1" w:unhideWhenUsed="1" w:qFormat="1"/>
-    <w:lsdException w:name="heading 7" w:uiPriority="9" w:semiHidden="1" w:unhideWhenUsed="1" w:qFormat="1"/>
-    <w:lsdException w:name="heading 8" w:uiPriority="9" w:semiHidden="1" w:unhideWhenUsed="1" w:qFormat="1"/>
-    <w:lsdException w:name="heading 9" w:uiPriority="9" w:semiHidden="1" w:unhideWhenUsed="1" w:qFormat="1"/>
+    <w:lsdException w:name="heading 2" w:semiHidden="1" w:uiPriority="9" w:unhideWhenUsed="1" w:qFormat="1"/>
+    <w:lsdException w:name="heading 3" w:semiHidden="1" w:uiPriority="9" w:unhideWhenUsed="1" w:qFormat="1"/>
+    <w:lsdException w:name="heading 4" w:semiHidden="1" w:uiPriority="9" w:unhideWhenUsed="1" w:qFormat="1"/>
+    <w:lsdException w:name="heading 5" w:semiHidden="1" w:uiPriority="9" w:unhideWhenUsed="1" w:qFormat="1"/>
+    <w:lsdException w:name="heading 6" w:semiHidden="1" w:uiPriority="9" w:unhideWhenUsed="1" w:qFormat="1"/>
+    <w:lsdException w:name="heading 7" w:semiHidden="1" w:uiPriority="9" w:unhideWhenUsed="1" w:qFormat="1"/>
+    <w:lsdException w:name="heading 8" w:semiHidden="1" w:uiPriority="9" w:unhideWhenUsed="1" w:qFormat="1"/>
+    <w:lsdException w:name="heading 9" w:semiHidden="1" w:uiPriority="9" w:unhideWhenUsed="1" w:qFormat="1"/>
     <w:lsdException w:name="index 1" w:semiHidden="1" w:unhideWhenUsed="1"/>
     <w:lsdException w:name="index 2" w:semiHidden="1" w:unhideWhenUsed="1"/>
     <w:lsdException w:name="index 3" w:semiHidden="1" w:unhideWhenUsed="1"/>
@@ -1915,22 +2065,22 @@
     <w:lsdException w:name="index 7" w:semiHidden="1" w:unhideWhenUsed="1"/>
     <w:lsdException w:name="index 8" w:semiHidden="1" w:unhideWhenUsed="1"/>
     <w:lsdException w:name="index 9" w:semiHidden="1" w:unhideWhenUsed="1"/>
-    <w:lsdException w:name="toc 1" w:uiPriority="39" w:semiHidden="1" w:unhideWhenUsed="1"/>
-    <w:lsdException w:name="toc 2" w:uiPriority="39" w:semiHidden="1" w:unhideWhenUsed="1"/>
-    <w:lsdException w:name="toc 3" w:uiPriority="39" w:semiHidden="1" w:unhideWhenUsed="1"/>
-    <w:lsdException w:name="toc 4" w:uiPriority="39" w:semiHidden="1" w:unhideWhenUsed="1"/>
-    <w:lsdException w:name="toc 5" w:uiPriority="39" w:semiHidden="1" w:unhideWhenUsed="1"/>
-    <w:lsdException w:name="toc 6" w:uiPriority="39" w:semiHidden="1" w:unhideWhenUsed="1"/>
-    <w:lsdException w:name="toc 7" w:uiPriority="39" w:semiHidden="1" w:unhideWhenUsed="1"/>
-    <w:lsdException w:name="toc 8" w:uiPriority="39" w:semiHidden="1" w:unhideWhenUsed="1"/>
-    <w:lsdException w:name="toc 9" w:uiPriority="39" w:semiHidden="1" w:unhideWhenUsed="1"/>
+    <w:lsdException w:name="toc 1" w:semiHidden="1" w:uiPriority="39" w:unhideWhenUsed="1"/>
+    <w:lsdException w:name="toc 2" w:semiHidden="1" w:uiPriority="39" w:unhideWhenUsed="1"/>
+    <w:lsdException w:name="toc 3" w:semiHidden="1" w:uiPriority="39" w:unhideWhenUsed="1"/>
+    <w:lsdException w:name="toc 4" w:semiHidden="1" w:uiPriority="39" w:unhideWhenUsed="1"/>
+    <w:lsdException w:name="toc 5" w:semiHidden="1" w:uiPriority="39" w:unhideWhenUsed="1"/>
+    <w:lsdException w:name="toc 6" w:semiHidden="1" w:uiPriority="39" w:unhideWhenUsed="1"/>
+    <w:lsdException w:name="toc 7" w:semiHidden="1" w:uiPriority="39" w:unhideWhenUsed="1"/>
+    <w:lsdException w:name="toc 8" w:semiHidden="1" w:uiPriority="39" w:unhideWhenUsed="1"/>
+    <w:lsdException w:name="toc 9" w:semiHidden="1" w:uiPriority="39" w:unhideWhenUsed="1"/>
     <w:lsdException w:name="Normal Indent" w:semiHidden="1" w:unhideWhenUsed="1"/>
     <w:lsdException w:name="footnote text" w:semiHidden="1" w:unhideWhenUsed="1"/>
     <w:lsdException w:name="annotation text" w:semiHidden="1" w:unhideWhenUsed="1"/>
     <w:lsdException w:name="header" w:semiHidden="1" w:unhideWhenUsed="1"/>
     <w:lsdException w:name="footer" w:semiHidden="1" w:unhideWhenUsed="1"/>
     <w:lsdException w:name="index heading" w:semiHidden="1" w:unhideWhenUsed="1"/>
-    <w:lsdException w:name="caption" w:uiPriority="35" w:semiHidden="1" w:unhideWhenUsed="1" w:qFormat="1"/>
+    <w:lsdException w:name="caption" w:semiHidden="1" w:uiPriority="35" w:unhideWhenUsed="1" w:qFormat="1"/>
     <w:lsdException w:name="table of figures" w:semiHidden="1" w:unhideWhenUsed="1"/>
     <w:lsdException w:name="envelope address" w:semiHidden="1" w:unhideWhenUsed="1"/>
     <w:lsdException w:name="envelope return" w:semiHidden="1" w:unhideWhenUsed="1"/>
@@ -1961,7 +2111,7 @@
     <w:lsdException w:name="Title" w:uiPriority="10" w:qFormat="1"/>
     <w:lsdException w:name="Closing" w:semiHidden="1" w:unhideWhenUsed="1"/>
     <w:lsdException w:name="Signature" w:semiHidden="1" w:unhideWhenUsed="1"/>
-    <w:lsdException w:name="Default Paragraph Font" w:uiPriority="1" w:semiHidden="1" w:unhideWhenUsed="1"/>
+    <w:lsdException w:name="Default Paragraph Font" w:semiHidden="1" w:uiPriority="1" w:unhideWhenUsed="1"/>
     <w:lsdException w:name="Body Text" w:semiHidden="1" w:unhideWhenUsed="1"/>
     <w:lsdException w:name="Body Text Indent" w:semiHidden="1" w:unhideWhenUsed="1"/>
     <w:lsdException w:name="List Continue" w:semiHidden="1" w:unhideWhenUsed="1"/>
@@ -2161,8 +2311,8 @@
     <w:lsdException w:name="Subtle Reference" w:uiPriority="31" w:qFormat="1"/>
     <w:lsdException w:name="Intense Reference" w:uiPriority="32" w:qFormat="1"/>
     <w:lsdException w:name="Book Title" w:uiPriority="33" w:qFormat="1"/>
-    <w:lsdException w:name="Bibliography" w:uiPriority="37" w:semiHidden="1" w:unhideWhenUsed="1"/>
-    <w:lsdException w:name="TOC Heading" w:uiPriority="39" w:semiHidden="1" w:unhideWhenUsed="1" w:qFormat="1"/>
+    <w:lsdException w:name="Bibliography" w:semiHidden="1" w:uiPriority="37" w:unhideWhenUsed="1"/>
+    <w:lsdException w:name="TOC Heading" w:semiHidden="1" w:uiPriority="39" w:unhideWhenUsed="1" w:qFormat="1"/>
     <w:lsdException w:name="Plain Table 1" w:uiPriority="41"/>
     <w:lsdException w:name="Plain Table 2" w:uiPriority="42"/>
     <w:lsdException w:name="Plain Table 3" w:uiPriority="43"/>
@@ -2273,7 +2423,7 @@
     <w:lsdException w:name="Unresolved Mention" w:semiHidden="1" w:unhideWhenUsed="1"/>
     <w:lsdException w:name="Smart Link" w:semiHidden="1" w:unhideWhenUsed="1"/>
   </w:latentStyles>
-  <w:style w:type="paragraph" w:styleId="Normal" w:default="1">
+  <w:style w:type="paragraph" w:default="1" w:styleId="Normal">
     <w:name w:val="Normal"/>
     <w:qFormat/>
     <w:rsid w:val="00165C47"/>
@@ -2287,13 +2437,13 @@
       <w:sz w:val="24"/>
     </w:rPr>
   </w:style>
-  <w:style w:type="character" w:styleId="Fontepargpadro" w:default="1">
+  <w:style w:type="character" w:default="1" w:styleId="Fontepargpadro">
     <w:name w:val="Default Paragraph Font"/>
     <w:uiPriority w:val="1"/>
     <w:semiHidden/>
     <w:unhideWhenUsed/>
   </w:style>
-  <w:style w:type="table" w:styleId="Tabelanormal" w:default="1">
+  <w:style w:type="table" w:default="1" w:styleId="Tabelanormal">
     <w:name w:val="Normal Table"/>
     <w:uiPriority w:val="99"/>
     <w:semiHidden/>
@@ -2308,7 +2458,7 @@
       </w:tblCellMar>
     </w:tblPr>
   </w:style>
-  <w:style w:type="numbering" w:styleId="Semlista" w:default="1">
+  <w:style w:type="numbering" w:default="1" w:styleId="Semlista">
     <w:name w:val="No List"/>
     <w:uiPriority w:val="99"/>
     <w:semiHidden/>
@@ -2369,14 +2519,14 @@
       <w:lang w:eastAsia="pt-BR"/>
     </w:rPr>
   </w:style>
-  <w:style w:type="character" w:styleId="CitaoChar" w:customStyle="1">
+  <w:style w:type="character" w:customStyle="1" w:styleId="CitaoChar">
     <w:name w:val="Citação Char"/>
     <w:basedOn w:val="Fontepargpadro"/>
     <w:link w:val="Citao"/>
     <w:uiPriority w:val="29"/>
     <w:rsid w:val="00165C47"/>
     <w:rPr>
-      <w:rFonts w:ascii="Times New Roman" w:hAnsi="Times New Roman" w:eastAsia="Times New Roman" w:cs="Times New Roman"/>
+      <w:rFonts w:ascii="Times New Roman" w:eastAsia="Times New Roman" w:hAnsi="Times New Roman" w:cs="Times New Roman"/>
       <w:spacing w:val="2"/>
       <w:sz w:val="20"/>
       <w:szCs w:val="30"/>
@@ -2399,7 +2549,7 @@
 </file>
 
 <file path=word/theme/theme1.xml><?xml version="1.0" encoding="utf-8"?>
-<a:theme xmlns:a="http://schemas.openxmlformats.org/drawingml/2006/main" xmlns:thm15="http://schemas.microsoft.com/office/thememl/2012/main" name="Tema do Office">
+<a:theme xmlns:a="http://schemas.openxmlformats.org/drawingml/2006/main" name="Tema do Office">
   <a:themeElements>
     <a:clrScheme name="Office">
       <a:dk1>
@@ -2660,8 +2810,28 @@
 </file>
 
 <file path=customXml/item1.xml><?xml version="1.0" encoding="utf-8"?>
-<ct:contentTypeSchema xmlns:ct="http://schemas.microsoft.com/office/2006/metadata/contentType" xmlns:ma="http://schemas.microsoft.com/office/2006/metadata/properties/metaAttributes" ct:_="" ma:_="" ma:contentTypeName="Documento" ma:contentTypeID="0x010100047196AB5BBE5E429A3A4541B64F6B06" ma:contentTypeVersion="10" ma:contentTypeDescription="Crie um novo documento." ma:contentTypeScope="" ma:versionID="643d9fb435752e3d6862488196d3e0f5">
-  <xsd:schema xmlns:xsd="http://www.w3.org/2001/XMLSchema" xmlns:xs="http://www.w3.org/2001/XMLSchema" xmlns:p="http://schemas.microsoft.com/office/2006/metadata/properties" xmlns:ns2="c04bd5eb-5da3-4c78-b159-2bc8443a6345" xmlns:ns3="0b1c8c71-5c14-46ef-9c85-f6af5a95de9b" targetNamespace="http://schemas.microsoft.com/office/2006/metadata/properties" ma:root="true" ma:fieldsID="78acd22a2cf20e79878f507866f50da0" ns2:_="" ns3:_="">
+<p:properties xmlns:p="http://schemas.microsoft.com/office/2006/metadata/properties" xmlns:xsi="http://www.w3.org/2001/XMLSchema-instance" xmlns:pc="http://schemas.microsoft.com/office/infopath/2007/PartnerControls">
+  <documentManagement>
+    <TaxCatchAll xmlns="0b1c8c71-5c14-46ef-9c85-f6af5a95de9b" xsi:nil="true"/>
+    <lcf76f155ced4ddcb4097134ff3c332f xmlns="c04bd5eb-5da3-4c78-b159-2bc8443a6345">
+      <Terms xmlns="http://schemas.microsoft.com/office/infopath/2007/PartnerControls"/>
+    </lcf76f155ced4ddcb4097134ff3c332f>
+  </documentManagement>
+</p:properties>
+</file>
+
+<file path=customXml/item2.xml><?xml version="1.0" encoding="utf-8"?>
+<?mso-contentType ?>
+<FormTemplates xmlns="http://schemas.microsoft.com/sharepoint/v3/contenttype/forms">
+  <Display>DocumentLibraryForm</Display>
+  <Edit>DocumentLibraryForm</Edit>
+  <New>DocumentLibraryForm</New>
+</FormTemplates>
+</file>
+
+<file path=customXml/item3.xml><?xml version="1.0" encoding="utf-8"?>
+<ct:contentTypeSchema xmlns:ct="http://schemas.microsoft.com/office/2006/metadata/contentType" xmlns:ma="http://schemas.microsoft.com/office/2006/metadata/properties/metaAttributes" ct:_="" ma:_="" ma:contentTypeName="Documento" ma:contentTypeID="0x010100047196AB5BBE5E429A3A4541B64F6B06" ma:contentTypeVersion="11" ma:contentTypeDescription="Crie um novo documento." ma:contentTypeScope="" ma:versionID="f9b77c0a9ca16248db2a354a9324d574">
+  <xsd:schema xmlns:xsd="http://www.w3.org/2001/XMLSchema" xmlns:xs="http://www.w3.org/2001/XMLSchema" xmlns:p="http://schemas.microsoft.com/office/2006/metadata/properties" xmlns:ns2="c04bd5eb-5da3-4c78-b159-2bc8443a6345" xmlns:ns3="0b1c8c71-5c14-46ef-9c85-f6af5a95de9b" targetNamespace="http://schemas.microsoft.com/office/2006/metadata/properties" ma:root="true" ma:fieldsID="f83b46afa82d5de6e7294c7773150add" ns2:_="" ns3:_="">
     <xsd:import namespace="c04bd5eb-5da3-4c78-b159-2bc8443a6345"/>
     <xsd:import namespace="0b1c8c71-5c14-46ef-9c85-f6af5a95de9b"/>
     <xsd:element name="properties">
@@ -2679,6 +2849,7 @@
                 <xsd:element ref="ns2:MediaLengthInSeconds" minOccurs="0"/>
                 <xsd:element ref="ns2:lcf76f155ced4ddcb4097134ff3c332f" minOccurs="0"/>
                 <xsd:element ref="ns3:TaxCatchAll" minOccurs="0"/>
+                <xsd:element ref="ns2:MediaServiceOCR" minOccurs="0"/>
               </xsd:all>
             </xsd:complexType>
           </xsd:element>
@@ -2730,6 +2901,13 @@
           <xsd:element ref="pc:Terms" minOccurs="0" maxOccurs="1"/>
         </xsd:sequence>
       </xsd:complexType>
+    </xsd:element>
+    <xsd:element name="MediaServiceOCR" ma:index="18" nillable="true" ma:displayName="Extracted Text" ma:internalName="MediaServiceOCR" ma:readOnly="true">
+      <xsd:simpleType>
+        <xsd:restriction base="dms:Note">
+          <xsd:maxLength value="255"/>
+        </xsd:restriction>
+      </xsd:simpleType>
     </xsd:element>
   </xsd:schema>
   <xsd:schema xmlns:xsd="http://www.w3.org/2001/XMLSchema" xmlns:xs="http://www.w3.org/2001/XMLSchema" xmlns:dms="http://schemas.microsoft.com/office/2006/documentManagement/types" xmlns:pc="http://schemas.microsoft.com/office/infopath/2007/PartnerControls" targetNamespace="0b1c8c71-5c14-46ef-9c85-f6af5a95de9b" elementFormDefault="qualified">
@@ -2846,28 +3024,15 @@
 </ct:contentTypeSchema>
 </file>
 
-<file path=customXml/item2.xml><?xml version="1.0" encoding="utf-8"?>
-<?mso-contentType ?>
-<FormTemplates xmlns="http://schemas.microsoft.com/sharepoint/v3/contenttype/forms">
-  <Display>DocumentLibraryForm</Display>
-  <Edit>DocumentLibraryForm</Edit>
-  <New>DocumentLibraryForm</New>
-</FormTemplates>
-</file>
-
-<file path=customXml/item3.xml><?xml version="1.0" encoding="utf-8"?>
-<p:properties xmlns:p="http://schemas.microsoft.com/office/2006/metadata/properties" xmlns:xsi="http://www.w3.org/2001/XMLSchema-instance" xmlns:pc="http://schemas.microsoft.com/office/infopath/2007/PartnerControls">
-  <documentManagement>
-    <TaxCatchAll xmlns="0b1c8c71-5c14-46ef-9c85-f6af5a95de9b" xsi:nil="true"/>
-    <lcf76f155ced4ddcb4097134ff3c332f xmlns="c04bd5eb-5da3-4c78-b159-2bc8443a6345">
-      <Terms xmlns="http://schemas.microsoft.com/office/infopath/2007/PartnerControls"/>
-    </lcf76f155ced4ddcb4097134ff3c332f>
-  </documentManagement>
-</p:properties>
-</file>
-
 <file path=customXml/itemProps1.xml><?xml version="1.0" encoding="utf-8"?>
-<ds:datastoreItem xmlns:ds="http://schemas.openxmlformats.org/officeDocument/2006/customXml" ds:itemID="{FBF10A3A-BC65-45F1-AE1D-31A068B0D5E1}"/>
+<ds:datastoreItem xmlns:ds="http://schemas.openxmlformats.org/officeDocument/2006/customXml" ds:itemID="{6B0E9427-58A8-481F-81DD-DF597203D90F}">
+  <ds:schemaRefs>
+    <ds:schemaRef ds:uri="http://schemas.microsoft.com/office/2006/metadata/properties"/>
+    <ds:schemaRef ds:uri="http://schemas.microsoft.com/office/infopath/2007/PartnerControls"/>
+    <ds:schemaRef ds:uri="0b1c8c71-5c14-46ef-9c85-f6af5a95de9b"/>
+    <ds:schemaRef ds:uri="c04bd5eb-5da3-4c78-b159-2bc8443a6345"/>
+  </ds:schemaRefs>
+</ds:datastoreItem>
 </file>
 
 <file path=customXml/itemProps2.xml><?xml version="1.0" encoding="utf-8"?>
@@ -2879,10 +3044,5 @@
 </file>
 
 <file path=customXml/itemProps3.xml><?xml version="1.0" encoding="utf-8"?>
-<ds:datastoreItem xmlns:ds="http://schemas.openxmlformats.org/officeDocument/2006/customXml" ds:itemID="{6B0E9427-58A8-481F-81DD-DF597203D90F}">
-  <ds:schemaRefs>
-    <ds:schemaRef ds:uri="http://schemas.microsoft.com/office/2006/metadata/properties"/>
-    <ds:schemaRef ds:uri="http://schemas.microsoft.com/office/infopath/2007/PartnerControls"/>
-  </ds:schemaRefs>
-</ds:datastoreItem>
+<ds:datastoreItem xmlns:ds="http://schemas.openxmlformats.org/officeDocument/2006/customXml" ds:itemID="{69C9B130-6E08-4502-861A-97D93F569908}"/>
 </file>